--- a/Memoria/05988721G-MTIS-Prac2-Memoria.docx
+++ b/Memoria/05988721G-MTIS-Prac2-Memoria.docx
@@ -4985,9 +4985,9 @@
   </w:compat>
   <w:rsids>
     <w:rsidRoot w:val="004F4007"/>
+    <w:rsid w:val="003D0B3C"/>
     <w:rsid w:val="003D5D58"/>
     <w:rsid w:val="004F4007"/>
-    <w:rsid w:val="008E278D"/>
   </w:rsids>
   <m:mathPr>
     <m:mathFont m:val="Cambria Math"/>
